--- a/progs/20260304_Auswahl_SingAbend.docx
+++ b/progs/20260304_Auswahl_SingAbend.docx
@@ -63,6 +63,23 @@
           <w:numId w:val="1"/>
         </w:numPr>
       </w:pPr>
+      <w:proofErr w:type="spellStart"/>
+      <w:r>
+        <w:t>ErPrG</w:t>
+      </w:r>
+      <w:proofErr w:type="spellEnd"/>
+      <w:r>
+        <w:t xml:space="preserve"> Nr. 136 „Von allen Seiten umgibst Du mich“ (Psalm 139 I)</w:t>
+      </w:r>
+    </w:p>
+    <w:p>
+      <w:pPr>
+        <w:pStyle w:val="Listenabsatz"/>
+        <w:numPr>
+          <w:ilvl w:val="0"/>
+          <w:numId w:val="1"/>
+        </w:numPr>
+      </w:pPr>
       <w:r>
         <w:t xml:space="preserve">Akkorde (später für </w:t>
       </w:r>
@@ -89,7 +106,7 @@
       </w:r>
       <w:proofErr w:type="spellEnd"/>
       <w:r>
-        <w:t xml:space="preserve"> Nr. 136 „Von allen Seiten umgibst Du mich“ (Psalm 139 I)</w:t>
+        <w:t xml:space="preserve"> 183 „Lobet und Preiset...“</w:t>
       </w:r>
     </w:p>
     <w:p/>
@@ -313,6 +330,9 @@
         </w:rPr>
         <w:t>Weltzeit</w:t>
       </w:r>
+      <w:r>
+        <w:t xml:space="preserve"> (Engl. Lieder)</w:t>
+      </w:r>
     </w:p>
     <w:p>
       <w:pPr>
@@ -601,8 +621,10 @@
       <w:r>
         <w:t xml:space="preserve"> Nr. 22 „Bleib bei mir Herr“</w:t>
       </w:r>
-    </w:p>
-    <w:p/>
+      <w:r>
+        <w:t xml:space="preserve"> (3stimmig, einfach)</w:t>
+      </w:r>
+    </w:p>
     <w:p/>
     <w:sectPr>
       <w:pgSz w:w="11906" w:h="16838"/>
